--- a/example_articles/countries/Belgium/5.countries_Belgium_Other_publisher.docx
+++ b/example_articles/countries/Belgium/5.countries_Belgium_Other_publisher.docx
@@ -27,17 +27,17 @@
     </w:p>
     <w:p>
       <w:r>
-        <w:t>Source File: Other publishers/Files (500) (17).DOCX</w:t>
+        <w:t>Source file: Other publishers/Files (500) (17).DOCX</w:t>
       </w:r>
     </w:p>
     <w:p>
       <w:r>
-        <w:t>Raw locations result: ['Belgium']</w:t>
+        <w:t>Raw locations result, 'locations': ['Belgium']</w:t>
       </w:r>
     </w:p>
     <w:p>
       <w:r>
-        <w:t>countries_stand_flat (Standardized): Belgium</w:t>
+        <w:t>Standardized locations result, 'countries_stand_flat': Belgium</w:t>
       </w:r>
     </w:p>
     <w:p>

--- a/example_articles/countries/Belgium/5.countries_Belgium_Other_publisher.docx
+++ b/example_articles/countries/Belgium/5.countries_Belgium_Other_publisher.docx
@@ -7,7 +7,7 @@
         <w:pStyle w:val="Heading1"/>
       </w:pPr>
       <w:r>
-        <w:t>Brooklyn channel, once a fetid mess, now serene wetland</w:t>
+        <w:t>'Two Days' looks at one life in a big world</w:t>
       </w:r>
     </w:p>
     <w:p>
@@ -17,17 +17,17 @@
     </w:p>
     <w:p>
       <w:r>
-        <w:t>Date: 2015-10-25</w:t>
+        <w:t>Date: 2015-01-16</w:t>
       </w:r>
     </w:p>
     <w:p>
       <w:r>
-        <w:t>Section: NATION_; Pg. 4</w:t>
+        <w:t>Section: TIMEOUT; Pg. 38</w:t>
       </w:r>
     </w:p>
     <w:p>
       <w:r>
-        <w:t>Source file: Other publishers/Files (500) (17).DOCX</w:t>
+        <w:t>Source file: Other publishers/Files (500) (11).DOCX</w:t>
       </w:r>
     </w:p>
     <w:p>
@@ -49,49 +49,27 @@
     </w:p>
     <w:p>
       <w:r>
-        <w:t>NEW YORK — Amid the crammed concrete and steel of Brooklyn, a ribbon of clear water stretches out into a vast bay. Tall grass rustles along the undulating shoreline, where bursts of golden flowers, pines and cacti flourish in the soft sand.</w:t>
+        <w:t>"Put yourself in my place." It's a line heard a number of times in "Two Days, One Night," the exquisitely simple and moving new film from Belgium's Dardenne brothers.</w:t>
         <w:br/>
-        <w:t>"This is what would have been here pre-us. Pre-European development," said John McLaughlin, director of the office of ecological services at New York City's department of environmental protection.</w:t>
+        <w:t>It's central to the story, but doesn't the line also encapsulate what cinema is supposed to accomplish, essentially? Forcing us to put ourselves in the place of those onscreen and to wonder, often with discomfort: What would I do?</w:t>
         <w:br/>
-        <w:t>Just a few years ago, the tributary, known as Paerdegat Basin, was a fetid mess. The water was murky green, teeming with 1.8 billion gallons of sewage and rainwater that streamed in during storms. The working-class neighborhoods along the waterway stank like an outhouse during hot weather and low tide. The shoreline was strewn with rusted out cars, garbage and broken bottles.</w:t>
+        <w:t>Not all filmmakers pull it off, but it's something the Dardennes, Jean-Pierre and Luc, are remarkably good at — making us understand just what we share with their characters, working-class people in industrial Belgian cities who are decidedly neither heroes nor villains, just ordinary folk trying to get by.</w:t>
         <w:br/>
-        <w:t>"It was a junkyard. It was a chop shop," McLaughlin said. "It was a weed-strewn mess, full of invasive plant life. And boy, did it smell."</w:t>
+        <w:t>And their effort is even more remarkable here, because the writer-directors are working for the first time with a bona fide, glamorous movie star: Marion Cotillard. The fact that it works so well is a tribute both to Cotillard's committed, selfless work and to the Dardennes' unerringly authentic instincts.</w:t>
         <w:br/>
-        <w:t>The Paerdegat tributary feeds directly into Jamaica Bay, a body of water and marsh sandwiched between Brooklyn and Queens, and on the shores of which sits Kennedy International Airport. Part of the area is run by the city; the other is Gateway National Recreational Area, which contains a wildlife refuge with one of the most important bird sanctuaries in the Northeast.</w:t>
+        <w:t>Cotillard plays Sandra, a mother of two young children who works at a solar panel factory. It's significant that we never see Sandra actually doing her work. It doesn't matter. Over the course of the film we'll learn just how important that work is — not simply to her economic survival, but to her very identity and sense of place in the world.</w:t>
         <w:br/>
-        <w:t>And now a decade-long $455 million investment by the city to clean up Paerdegat Basin is nearly complete, including a new sewage overflow retention facility at the head of the 1.3-mile-long channel and 52 restored acres of native grasslands and wetlands.</w:t>
+        <w:t>The action unfolds at a deliberate pace. Only gradually do we realize Sandra has been on a medical leave for depression. As the film begins, we know only that she's been hit with a severe blow: The boss has determined that 16 workers can perform the job of 17, with a little overtime. Her fellow workers have been given a choice — a 1,000-euro bonus ($1,200), or Sandra's return. They've voted for the money.</w:t>
         <w:br/>
-        <w:t>In older cities like New York, sewer systems are built on one pipe that handles both rainwater and sewage. With considerable concrete and not enough exposed earth to absorb rainwater, the combined runoff often overflows and backs into city waterways.</w:t>
+        <w:t>But Sandra wins a second chance: A new ballot, on Monday morning. All she has to do is convince a majority of the 16 to give up their bonus. She has, as the title says, two days and one night.</w:t>
         <w:br/>
-        <w:t>The new retention facility is capable of preventing 50 million gallons of wastewater per storm that would previously have streamed into the water and out to the bay. It was completed first and has been operational since 2011. Automated, state-of-the-art machinery clicks on when water levels rise too high. Giant rakes segregate large sticks, bottles and other refuse from the pooling wastewater, which is then collected and stored in giant underground tanks. After the storm subsides, the water is pumped out to a treatment facility and cleaned, and sent out the waterways.</w:t>
+        <w:t>With the help of a concerned and supportive husband (Fabrizio Rongione), Sandra heads out to knock on doors. Each of these encounters is painful. Sandra is a mass of jangled nerves, prone to popping Xanax to get through the day. She hardly feels capable of arguing for her economic survival.</w:t>
         <w:br/>
-        <w:t>The facility is spotless. Even the air is filtered, so there's no smell.</w:t>
+        <w:t>The Dardennes don't make it easy for her, and they don't make it easy for us. No shortcuts are taken. We hear Sandra speak the same excruciating lines, plead the same case, again and again. This mundane repetition — rare in the movies — is just one aspect of the Dardennes' filmmaking that gives it such a powerfully naturalistic feel.</w:t>
         <w:br/>
-        <w:t>"That's the best compliment you can give us," said Chris Laudando, the chief of collections facilities for southern Brooklyn.</w:t>
+        <w:t>Cotillard is hugely effective at conveying this elemental struggle — not just for her job, but for her sense of self-worth, and, not to overstate it, for her life. With no makeup, a messy ponytail and a uniform of jeans and tank tops revealing colorful bra straps, Cotillard is stripped of glamour. But her struggle is also reflected in her eyes — at times empty and glassy, at others steely and determined. And even in her gait. Watch her trudge reluctantly toward another difficult doorstep encounter.</w:t>
         <w:br/>
-        <w:t>It has reduced the amount of wastewater spilling into the channel from 1.8 billion gallons annually to about 650 million, said Vincent Sapienza, deputy commissioner of the Department of Environmental Protection. That means better water quality in the basin and out to the bay and a better habitat for birds and fish that live there.</w:t>
-        <w:br/>
-        <w:t>The idea for the project was first discussed in the mid-1990s, but took until 2005 to get off the ground.</w:t>
-        <w:br/>
-        <w:t>The construction on the channel began after the retention facility. Crews dredged the filthy sediment and cleared the shoreline of refuse, then used sand excavated for the retention facility to form the hills. The department of environmental protection planted more than 100,000 plugs of grassland and wildflowers, more than 5,300 shrubs and nearly 1,100 trees.</w:t>
-        <w:br/>
-        <w:t>Conservationists have praised the project as forward-thinking and inclusive. Dan Mundy of the Jamaica Bay Ecowatchers, a watchdog group for Jamaica Bay and its tributaries, said he has noticed a visible change in the bay.</w:t>
-        <w:br/>
-        <w:t>"We're very excited," he said. "I think it's a big deal, the work that went into the project is paying off and now it's an area really to be enjoyed."</w:t>
-        <w:br/>
-        <w:t>Then, they waited for the fragile seedlings to grow. The result is a mass of soft golds and greens that reflect off the water. Goldenrod and smooth cord grass are now about waist-high. Atlantic white cedars grow among little blue stem, American holly and the eastern prickly pear— the only cactus native to the Northeast. McLaughlin said he used historical biology records to decide what to plant.</w:t>
-        <w:br/>
-        <w:t>"It's very satisfying to see a project you've been talking about since the '90s come into being," he said.</w:t>
-        <w:br/>
-        <w:t>The department of environmental protection will turn the acreage over to the city parks department in the upcoming months, and it will remain closed to give plants enough time to take proper root. Five acres will eventually be open for educational tours as an ecology park, and the rest will stay natural to encourage wildlife growth, though no opening date has been set.</w:t>
-        <w:br/>
-        <w:br/>
-        <w:t>Graphic</w:t>
-        <w:br/>
-        <w:br/>
-        <w:t xml:space="preserve"> </w:t>
-        <w:br/>
-        <w:t>Associated Press The Paerdegat Basin in the Canarsie neighborhood of the Brooklyn borough of New York. A decade long $455 million investment by the city to clean up the Paerdegat Basin channel is nearly complete, which includes a new sewage overflow retention facility at the head of the channel and a restored 52 acres of native grasslands and wetlands. along the channel. (AP Photo/Mary Altaffer) Associated Press The Paerdegat Basin in the Canarsie neighborhood of the Brooklyn borough of New York. A decade long $455 million investment by the city to clean up the Paerdegat Basin channel is nearly complete, which includes a new sewage overflow retention facility at the head of the channel and a restored 52 acres of native grasslands and wetlands. along the channel. (AP Photo/Mary Altaffer)This Oct. 20, 2015 photo a bench for visitors to take in the view on the Paerdegat trail in the Canarsie neighborhood of the Brooklyn borough of New York. A decade long $455 million investment by the city to clean up the Paerdegat channel is nearly complete, which includes a new sewage overflow retention facility at the head of the channel and a restored 52 acres of native grasslands and wetlands along the channel. (AP Photo/Mary Altaffer)This Oct. 20, 2015 photo shows machinery used to process sewage overflow at a New York City Department of Environmental Protection sewage overflow retention facility in the Canarsie neighborhood of the Brooklyn borough of New York. A decade long $455 million investment by the city to clean up the Paerdegat channel is nearly complete, which includes a new sewage overflow retention facility at the head of the channel and a restored 52 acres of native grasslands and wetlands along the channel. (AP Photo/Mary Altaffer)This Oct. 20, 2015 photo shows machinery used to process sewage overflow at a New York City Department of Environmental Protection sewage overflow retention facility in the Canarsie neighborhood of the Brooklyn borough of New York. A decade long $455 million investment by the city to clean up the Paerdegat channel is nearly complete, which includes a new sewage overflow retention facility at the head of the channel and a restored 52 acres of native grasslands and wetlands along the channel. (AP Photo/Mary Altaffer)</w:t>
+        <w:t>The finale is redemptive, yes, but not in the way you expect. Not surprisingly, it's the most un-Hollywood of endings. As we watch Sandra trek off down yet another urban pathway, growing smaller as the world grows bigger, we're struck in a very visual sense how her story is just one of many, equally powerful ones — in her town, in her country, in the world.</w:t>
       </w:r>
     </w:p>
     <w:sectPr>

--- a/example_articles/countries/Belgium/5.countries_Belgium_Other_publisher.docx
+++ b/example_articles/countries/Belgium/5.countries_Belgium_Other_publisher.docx
@@ -7,7 +7,7 @@
         <w:pStyle w:val="Heading1"/>
       </w:pPr>
       <w:r>
-        <w:t>'Two Days' looks at one life in a big world</w:t>
+        <w:t>IT'S 'SURVIVOR' ON THE JOB IN 'TWO DAYS, ONE NIGHT'</w:t>
       </w:r>
     </w:p>
     <w:p>
@@ -17,17 +17,17 @@
     </w:p>
     <w:p>
       <w:r>
-        <w:t>Date: 2015-01-16</w:t>
+        <w:t>Date: 2015-01-29</w:t>
       </w:r>
     </w:p>
     <w:p>
       <w:r>
-        <w:t>Section: TIMEOUT; Pg. 38</w:t>
+        <w:t>Section: ARTS &amp; ENTERTAINMENT; MOVIE REVIEW; Pg. W-17</w:t>
       </w:r>
     </w:p>
     <w:p>
       <w:r>
-        <w:t>Source file: Other publishers/Files (500) (11).DOCX</w:t>
+        <w:t>Source file: Other publishers/Files (500) (12).DOCX</w:t>
       </w:r>
     </w:p>
     <w:p>
@@ -49,27 +49,57 @@
     </w:p>
     <w:p>
       <w:r>
-        <w:t>"Put yourself in my place." It's a line heard a number of times in "Two Days, One Night," the exquisitely simple and moving new film from Belgium's Dardenne brothers.</w:t>
+        <w:t>Imagine if the fate of your job were in your co-workers' hands.</w:t>
         <w:br/>
-        <w:t>It's central to the story, but doesn't the line also encapsulate what cinema is supposed to accomplish, essentially? Forcing us to put ourselves in the place of those onscreen and to wonder, often with discomfort: What would I do?</w:t>
+        <w:t>They can vote to keep you employed or to eliminate your job, reduce their ranks from 17 to 16, and each receive a bonus of 1,000 euros (roughly $1,200) in the process. This was the shrewd, sneaky brainchild of their boss; that way he can absolve himself of blame as he pits one employee against another.</w:t>
         <w:br/>
-        <w:t>Not all filmmakers pull it off, but it's something the Dardennes, Jean-Pierre and Luc, are remarkably good at — making us understand just what we share with their characters, working-class people in industrial Belgian cities who are decidedly neither heroes nor villains, just ordinary folk trying to get by.</w:t>
+        <w:t>In "Two Days, One Night," the workers at a small Belgian solar-panel factory opted to cut the job of Sandra (Oscar nominee Marion Cotillard) by 14-2. When she and a friend are able to wrangle a second -- and, this time, secret -- ballot, she spends the weekend pleading her case to her co-workers.</w:t>
         <w:br/>
-        <w:t>And their effort is even more remarkable here, because the writer-directors are working for the first time with a bona fide, glamorous movie star: Marion Cotillard. The fact that it works so well is a tribute both to Cotillard's committed, selfless work and to the Dardennes' unerringly authentic instincts.</w:t>
+        <w:t>It's a humiliating, stressful exercise that incites fisticuffs in one instance and a husband-and-wife dispute in another.</w:t>
         <w:br/>
-        <w:t>Cotillard plays Sandra, a mother of two young children who works at a solar panel factory. It's significant that we never see Sandra actually doing her work. It doesn't matter. Over the course of the film we'll learn just how important that work is — not simply to her economic survival, but to her very identity and sense of place in the world.</w:t>
+        <w:t>"I caused that violence. I can't stand it. ... I feel like a beggar, a thief coming to take their money. They look at me, ready to hit me. I feel like hitting them, too," Sandra tells her husband, Manu (Fabrizio Rongione), who could not be more supportive as he motivates her to fight for her job.</w:t>
         <w:br/>
-        <w:t>The action unfolds at a deliberate pace. Only gradually do we realize Sandra has been on a medical leave for depression. As the film begins, we know only that she's been hit with a severe blow: The boss has determined that 16 workers can perform the job of 17, with a little overtime. Her fellow workers have been given a choice — a 1,000-euro bonus ($1,200), or Sandra's return. They've voted for the money.</w:t>
+        <w:t>Most of the time, though, she's crying, trying to will herself to stop or reaching for the Xanax she keeps in her purse or bathroom medicine chest to fight the depression that recently sidelined her. That medical leave further complicates matters, and, besides, she and her husband need her salary to support their two children and stay in their home instead of returning to social housing.</w:t>
         <w:br/>
-        <w:t>But Sandra wins a second chance: A new ballot, on Monday morning. All she has to do is convince a majority of the 16 to give up their bonus. She has, as the title says, two days and one night.</w:t>
+        <w:t>In fact, filmmaker brothers Jean-Pierre and Luc Dardenne use this untenable situation to examine the daily struggle of the working class and what a single or second (presumably modest) salary means and what a bonus could buy, too.</w:t>
         <w:br/>
-        <w:t>With the help of a concerned and supportive husband (Fabrizio Rongione), Sandra heads out to knock on doors. Each of these encounters is painful. Sandra is a mass of jangled nerves, prone to popping Xanax to get through the day. She hardly feels capable of arguing for her economic survival.</w:t>
+        <w:t>One man says he needs the extra money to pay for his oldest girl's studies, while another already is working a weekend job and being paid under the table. Even Sandra's boss complains, "I have to deal with competition from Asian solar panels."</w:t>
         <w:br/>
-        <w:t>The Dardennes don't make it easy for her, and they don't make it easy for us. No shortcuts are taken. We hear Sandra speak the same excruciating lines, plead the same case, again and again. This mundane repetition — rare in the movies — is just one aspect of the Dardennes' filmmaking that gives it such a powerfully naturalistic feel.</w:t>
+        <w:t>It seems like a no-win, though. If other factory workers vote her out, she will feel betrayed and her contention, "I don't exist. I'm nothing. Nothing at all!" reinforced.</w:t>
         <w:br/>
-        <w:t>Cotillard is hugely effective at conveying this elemental struggle — not just for her job, but for her sense of self-worth, and, not to overstate it, for her life. With no makeup, a messy ponytail and a uniform of jeans and tank tops revealing colorful bra straps, Cotillard is stripped of glamour. But her struggle is also reflected in her eyes — at times empty and glassy, at others steely and determined. And even in her gait. Watch her trudge reluctantly toward another difficult doorstep encounter.</w:t>
+        <w:t>If they agree to keep her, she will feel beholden to them at a time when she fears she is not at her physical or mental best. If she squeaks in by a single vote, she will know the others wanted her gone and may make no secret of their resentment at losing their much-needed bonuses.</w:t>
         <w:br/>
-        <w:t>The finale is redemptive, yes, but not in the way you expect. Not surprisingly, it's the most un-Hollywood of endings. As we watch Sandra trek off down yet another urban pathway, growing smaller as the world grows bigger, we're struck in a very visual sense how her story is just one of many, equally powerful ones — in her town, in her country, in the world.</w:t>
+        <w:t>The Dardennes have examined people on the margins -- or beyond -- before. In "L'Enfant," for instance, a 20-year-old from an industrial Belgian town secretly sells his baby son on the black market, while in "The Kid With a Bike," a father moves without a forwarding address, even for his son, who is living in a children's home.</w:t>
+        <w:br/>
+        <w:t>Ms. Cotillard, an Oscar winner for "La Vie en Rose" who delivered an emotionally raw and complex performance in "Rust and Bone" as a whale trainer who loses her lower legs, plays Sandra without a hint of glamour.</w:t>
+        <w:br/>
+        <w:t>Her hair is pulled back in a stubby ponytail, and she dresses for warm-weather comfort as she creates a portrait of economic desperation and bruised vulnerability as a woman who fears her world, including her marriage, is unraveling.</w:t>
+        <w:br/>
+        <w:t>Her expressive eyes, almost as big as any in a Margaret Keane painting, allow us to see her angst, ambivalence and admirable ability to try to take control of her own fate in the end.</w:t>
+        <w:br/>
+        <w:t>In French and Arabic with English subtitles. Opens Friday at the Harris Theater, Downtown.</w:t>
+        <w:br/>
+        <w:t>'Two Days, One Night'</w:t>
+        <w:br/>
+        <w:t>***</w:t>
+        <w:br/>
+        <w:t>Starring: Marion Cotillard, Fabrizio Rongione.</w:t>
+        <w:br/>
+        <w:t>Rating: PG-13 for some mature thematic elements.</w:t>
+        <w:br/>
+        <w:br/>
+        <w:t>Notes</w:t>
+        <w:br/>
+        <w:br/>
+        <w:t>WEEKEND MAG/ Movie editor Barbara Vancheri: bvancheri@post-gazette.com or 412-263-1632. Read her blog: www.post-gazette.com/madaboutmovies.</w:t>
+        <w:br/>
+        <w:br/>
+        <w:t>Graphic</w:t>
+        <w:br/>
+        <w:br/>
+        <w:t xml:space="preserve"> </w:t>
+        <w:br/>
+        <w:t>PHOTO: Marion Cotillard is a factory worker struggling to keep her job in "Two Days, One Night."</w:t>
       </w:r>
     </w:p>
     <w:sectPr>
